--- a/docs/概要设计/word/05-NC接口与对账概要设计-v0.1.docx
+++ b/docs/概要设计/word/05-NC接口与对账概要设计-v0.1.docx
@@ -3824,7 +3824,7 @@
         </w:rPr>
         <w:drawing>
           <wp:inline xmlns:a="http://schemas.openxmlformats.org/drawingml/2006/main" xmlns:pic="http://schemas.openxmlformats.org/drawingml/2006/picture">
-            <wp:extent cx="6858000" cy="2374168"/>
+            <wp:extent cx="6858000" cy="2349062"/>
             <wp:docPr id="2" name="Picture 2"/>
             <wp:cNvGraphicFramePr>
               <a:graphicFrameLocks noChangeAspect="1"/>
@@ -3845,7 +3845,7 @@
                   <pic:spPr>
                     <a:xfrm>
                       <a:off x="0" y="0"/>
-                      <a:ext cx="6858000" cy="2374168"/>
+                      <a:ext cx="6858000" cy="2349062"/>
                     </a:xfrm>
                     <a:prstGeom prst="rect"/>
                   </pic:spPr>
@@ -8863,7 +8863,7 @@
                 <w:sz w:val="28"/>
                 <w:szCs w:val="28"/>
               </w:rPr>
-              <w:t>跨组织调拨、涉及财务组织的全部接口</w:t>
+              <w:t>跨组织调拨、涉及核算组织的全部接口</w:t>
             </w:r>
           </w:p>
         </w:tc>
@@ -8999,6 +8999,16 @@
           <w:szCs w:val="28"/>
         </w:rPr>
         <w:t>每日由映射完整性检查接口（CHK-005）扫描并输出告警清单，物资接口管理员按日闭环。</w:t>
+      </w:r>
+    </w:p>
+    <w:p>
+      <w:r>
+        <w:rPr>
+          <w:rFonts w:ascii="宋体" w:hAnsi="宋体" w:eastAsia="宋体" w:cs="宋体"/>
+          <w:sz w:val="28"/>
+          <w:szCs w:val="28"/>
+        </w:rPr>
+        <w:t>若当前阶段 NC 暂未落地，则系统先启用“待映射/未启用”模式，只固化映射字段、状态、配置入口和拦截规则，不生成正式财务接口任务；待 NC 落地并完成配置后，再启用正式推送。</w:t>
       </w:r>
     </w:p>
     <w:p>
@@ -9104,6 +9114,16 @@
           <w:szCs w:val="28"/>
         </w:rPr>
         <w:t>（来源单号、组织、物料/存货编码、数量、单价、金额、税额、成本中心等）。NC 负责按科目映射生成最终会计分录和凭证号。</w:t>
+      </w:r>
+    </w:p>
+    <w:p>
+      <w:r>
+        <w:rPr>
+          <w:rFonts w:ascii="宋体" w:hAnsi="宋体" w:eastAsia="宋体" w:cs="宋体"/>
+          <w:sz w:val="28"/>
+          <w:szCs w:val="28"/>
+        </w:rPr>
+        <w:t>生成凭证时涉及的科目规则不应硬编码，应支持按业务类型、组织、物料分类等维度配置。若 NC 暂未落地，当前阶段可先维护科目规则模板或占位值，待 NC 账套和科目体系确定后完成正式配置并联调验证。</w:t>
       </w:r>
     </w:p>
     <w:p>
